--- a/results/Supplementary/Methods details.docx
+++ b/results/Supplementary/Methods details.docx
@@ -6,34 +6,18 @@
       <w:pPr>
         <w:pStyle w:val="Ttulo1"/>
         <w:rPr>
-          <w:lang w:val="es-ES"/>
+          <w:lang w:val="en-GB"/>
         </w:rPr>
       </w:pPr>
-      <w:proofErr w:type="spellStart"/>
-      <w:r>
-        <w:rPr>
-          <w:lang w:val="es-ES"/>
-        </w:rPr>
-        <w:t>Methods</w:t>
-      </w:r>
-      <w:proofErr w:type="spellEnd"/>
-      <w:r>
-        <w:rPr>
-          <w:lang w:val="es-ES"/>
-        </w:rPr>
-        <w:t xml:space="preserve"> </w:t>
-      </w:r>
-      <w:proofErr w:type="spellStart"/>
-      <w:r>
-        <w:rPr>
-          <w:lang w:val="es-ES"/>
-        </w:rPr>
-        <w:t>details</w:t>
-      </w:r>
-      <w:proofErr w:type="spellEnd"/>
-      <w:r>
-        <w:rPr>
-          <w:lang w:val="es-ES"/>
+      <w:r>
+        <w:rPr>
+          <w:lang w:val="en-GB"/>
+        </w:rPr>
+        <w:t>Methods details</w:t>
+      </w:r>
+      <w:r>
+        <w:rPr>
+          <w:lang w:val="en-GB"/>
         </w:rPr>
         <w:t xml:space="preserve"> </w:t>
       </w:r>
@@ -42,50 +26,22 @@
       <w:pPr>
         <w:pStyle w:val="Ttulo2"/>
         <w:rPr>
-          <w:lang w:val="es-ES"/>
+          <w:lang w:val="en-GB"/>
         </w:rPr>
       </w:pPr>
       <w:proofErr w:type="spellStart"/>
       <w:r>
         <w:rPr>
-          <w:lang w:val="es-ES"/>
+          <w:lang w:val="en-GB"/>
         </w:rPr>
         <w:t>Pretreatment</w:t>
       </w:r>
       <w:proofErr w:type="spellEnd"/>
       <w:r>
         <w:rPr>
-          <w:lang w:val="es-ES"/>
-        </w:rPr>
-        <w:t xml:space="preserve"> (</w:t>
-      </w:r>
-      <w:proofErr w:type="spellStart"/>
-      <w:r>
-        <w:rPr>
-          <w:lang w:val="es-ES"/>
-        </w:rPr>
-        <w:t>cold</w:t>
-      </w:r>
-      <w:proofErr w:type="spellEnd"/>
-      <w:r>
-        <w:rPr>
-          <w:lang w:val="es-ES"/>
-        </w:rPr>
-        <w:t xml:space="preserve"> </w:t>
-      </w:r>
-      <w:proofErr w:type="spellStart"/>
-      <w:r>
-        <w:rPr>
-          <w:lang w:val="es-ES"/>
-        </w:rPr>
-        <w:t>stratification</w:t>
-      </w:r>
-      <w:proofErr w:type="spellEnd"/>
-      <w:r>
-        <w:rPr>
-          <w:lang w:val="es-ES"/>
-        </w:rPr>
-        <w:t>)</w:t>
+          <w:lang w:val="en-GB"/>
+        </w:rPr>
+        <w:t xml:space="preserve"> (cold stratification)</w:t>
       </w:r>
     </w:p>
     <w:p>
@@ -1201,21 +1157,413 @@
         <w:rPr>
           <w:rFonts w:cstheme="minorHAnsi"/>
         </w:rPr>
-        <w:t>The</w:t>
-      </w:r>
-      <w:proofErr w:type="spellEnd"/>
-      <w:r>
-        <w:rPr>
-          <w:rFonts w:cstheme="minorHAnsi"/>
-        </w:rPr>
-        <w:t xml:space="preserve"> </w:t>
-      </w:r>
-      <w:proofErr w:type="spellStart"/>
-      <w:r>
-        <w:rPr>
-          <w:rFonts w:cstheme="minorHAnsi"/>
-        </w:rPr>
-        <w:t>three</w:t>
+        <w:t>Leaves</w:t>
+      </w:r>
+      <w:proofErr w:type="spellEnd"/>
+      <w:r>
+        <w:rPr>
+          <w:rFonts w:cstheme="minorHAnsi"/>
+        </w:rPr>
+        <w:t xml:space="preserve"> </w:t>
+      </w:r>
+      <w:proofErr w:type="spellStart"/>
+      <w:r>
+        <w:rPr>
+          <w:rFonts w:cstheme="minorHAnsi"/>
+        </w:rPr>
+        <w:t>were</w:t>
+      </w:r>
+      <w:proofErr w:type="spellEnd"/>
+      <w:r>
+        <w:rPr>
+          <w:rFonts w:cstheme="minorHAnsi"/>
+        </w:rPr>
+        <w:t xml:space="preserve"> </w:t>
+      </w:r>
+      <w:proofErr w:type="spellStart"/>
+      <w:r>
+        <w:rPr>
+          <w:rFonts w:cstheme="minorHAnsi"/>
+        </w:rPr>
+        <w:t>collected</w:t>
+      </w:r>
+      <w:proofErr w:type="spellEnd"/>
+      <w:r>
+        <w:rPr>
+          <w:rFonts w:cstheme="minorHAnsi"/>
+        </w:rPr>
+        <w:t xml:space="preserve"> </w:t>
+      </w:r>
+      <w:proofErr w:type="spellStart"/>
+      <w:r>
+        <w:rPr>
+          <w:rFonts w:cstheme="minorHAnsi"/>
+        </w:rPr>
+        <w:t>early</w:t>
+      </w:r>
+      <w:proofErr w:type="spellEnd"/>
+      <w:r>
+        <w:rPr>
+          <w:rFonts w:cstheme="minorHAnsi"/>
+        </w:rPr>
+        <w:t xml:space="preserve"> in </w:t>
+      </w:r>
+      <w:proofErr w:type="spellStart"/>
+      <w:r>
+        <w:rPr>
+          <w:rFonts w:cstheme="minorHAnsi"/>
+        </w:rPr>
+        <w:t>the</w:t>
+      </w:r>
+      <w:proofErr w:type="spellEnd"/>
+      <w:r>
+        <w:rPr>
+          <w:rFonts w:cstheme="minorHAnsi"/>
+        </w:rPr>
+        <w:t xml:space="preserve"> </w:t>
+      </w:r>
+      <w:proofErr w:type="spellStart"/>
+      <w:r>
+        <w:rPr>
+          <w:rFonts w:cstheme="minorHAnsi"/>
+        </w:rPr>
+        <w:t>day</w:t>
+      </w:r>
+      <w:proofErr w:type="spellEnd"/>
+      <w:r>
+        <w:rPr>
+          <w:rFonts w:cstheme="minorHAnsi"/>
+        </w:rPr>
+        <w:t xml:space="preserve"> in </w:t>
+      </w:r>
+      <w:proofErr w:type="spellStart"/>
+      <w:r>
+        <w:rPr>
+          <w:rFonts w:cstheme="minorHAnsi"/>
+        </w:rPr>
+        <w:t>the</w:t>
+      </w:r>
+      <w:proofErr w:type="spellEnd"/>
+      <w:r>
+        <w:rPr>
+          <w:rFonts w:cstheme="minorHAnsi"/>
+        </w:rPr>
+        <w:t xml:space="preserve"> </w:t>
+      </w:r>
+      <w:proofErr w:type="spellStart"/>
+      <w:r>
+        <w:rPr>
+          <w:rFonts w:cstheme="minorHAnsi"/>
+        </w:rPr>
+        <w:t>field</w:t>
+      </w:r>
+      <w:proofErr w:type="spellEnd"/>
+      <w:r>
+        <w:rPr>
+          <w:rFonts w:cstheme="minorHAnsi"/>
+        </w:rPr>
+        <w:t xml:space="preserve">, </w:t>
+      </w:r>
+      <w:proofErr w:type="spellStart"/>
+      <w:r>
+        <w:rPr>
+          <w:rFonts w:cstheme="minorHAnsi"/>
+        </w:rPr>
+        <w:t>kept</w:t>
+      </w:r>
+      <w:proofErr w:type="spellEnd"/>
+      <w:r>
+        <w:rPr>
+          <w:rFonts w:cstheme="minorHAnsi"/>
+        </w:rPr>
+        <w:t xml:space="preserve"> in </w:t>
+      </w:r>
+      <w:proofErr w:type="spellStart"/>
+      <w:r>
+        <w:rPr>
+          <w:rFonts w:cstheme="minorHAnsi"/>
+        </w:rPr>
+        <w:t>sealed</w:t>
+      </w:r>
+      <w:proofErr w:type="spellEnd"/>
+      <w:r>
+        <w:rPr>
+          <w:rFonts w:cstheme="minorHAnsi"/>
+        </w:rPr>
+        <w:t xml:space="preserve"> </w:t>
+      </w:r>
+      <w:proofErr w:type="spellStart"/>
+      <w:r>
+        <w:rPr>
+          <w:rFonts w:cstheme="minorHAnsi"/>
+        </w:rPr>
+        <w:t>plastic</w:t>
+      </w:r>
+      <w:proofErr w:type="spellEnd"/>
+      <w:r>
+        <w:rPr>
+          <w:rFonts w:cstheme="minorHAnsi"/>
+        </w:rPr>
+        <w:t xml:space="preserve"> </w:t>
+      </w:r>
+      <w:proofErr w:type="spellStart"/>
+      <w:r>
+        <w:rPr>
+          <w:rFonts w:cstheme="minorHAnsi"/>
+        </w:rPr>
+        <w:t>bags</w:t>
+      </w:r>
+      <w:proofErr w:type="spellEnd"/>
+      <w:r>
+        <w:rPr>
+          <w:rFonts w:cstheme="minorHAnsi"/>
+        </w:rPr>
+        <w:t xml:space="preserve"> </w:t>
+      </w:r>
+      <w:proofErr w:type="spellStart"/>
+      <w:r>
+        <w:rPr>
+          <w:rFonts w:cstheme="minorHAnsi"/>
+        </w:rPr>
+        <w:t>with</w:t>
+      </w:r>
+      <w:proofErr w:type="spellEnd"/>
+      <w:r>
+        <w:rPr>
+          <w:rFonts w:cstheme="minorHAnsi"/>
+        </w:rPr>
+        <w:t xml:space="preserve"> </w:t>
+      </w:r>
+      <w:proofErr w:type="spellStart"/>
+      <w:r>
+        <w:rPr>
+          <w:rFonts w:cstheme="minorHAnsi"/>
+        </w:rPr>
+        <w:t>moist</w:t>
+      </w:r>
+      <w:proofErr w:type="spellEnd"/>
+      <w:r>
+        <w:rPr>
+          <w:rFonts w:cstheme="minorHAnsi"/>
+        </w:rPr>
+        <w:t xml:space="preserve"> paper </w:t>
+      </w:r>
+      <w:proofErr w:type="spellStart"/>
+      <w:r>
+        <w:rPr>
+          <w:rFonts w:cstheme="minorHAnsi"/>
+        </w:rPr>
+        <w:t>until</w:t>
+      </w:r>
+      <w:proofErr w:type="spellEnd"/>
+      <w:r>
+        <w:rPr>
+          <w:rFonts w:cstheme="minorHAnsi"/>
+        </w:rPr>
+        <w:t xml:space="preserve"> </w:t>
+      </w:r>
+      <w:proofErr w:type="spellStart"/>
+      <w:r>
+        <w:rPr>
+          <w:rFonts w:cstheme="minorHAnsi"/>
+        </w:rPr>
+        <w:t>further</w:t>
+      </w:r>
+      <w:proofErr w:type="spellEnd"/>
+      <w:r>
+        <w:rPr>
+          <w:rFonts w:cstheme="minorHAnsi"/>
+        </w:rPr>
+        <w:t xml:space="preserve"> </w:t>
+      </w:r>
+      <w:proofErr w:type="spellStart"/>
+      <w:r>
+        <w:rPr>
+          <w:rFonts w:cstheme="minorHAnsi"/>
+        </w:rPr>
+        <w:t>processing</w:t>
+      </w:r>
+      <w:proofErr w:type="spellEnd"/>
+      <w:r>
+        <w:rPr>
+          <w:rFonts w:cstheme="minorHAnsi"/>
+        </w:rPr>
+        <w:t xml:space="preserve"> in </w:t>
+      </w:r>
+      <w:proofErr w:type="spellStart"/>
+      <w:r>
+        <w:rPr>
+          <w:rFonts w:cstheme="minorHAnsi"/>
+        </w:rPr>
+        <w:t>the</w:t>
+      </w:r>
+      <w:proofErr w:type="spellEnd"/>
+      <w:r>
+        <w:rPr>
+          <w:rFonts w:cstheme="minorHAnsi"/>
+        </w:rPr>
+        <w:t xml:space="preserve"> </w:t>
+      </w:r>
+      <w:proofErr w:type="spellStart"/>
+      <w:r>
+        <w:rPr>
+          <w:rFonts w:cstheme="minorHAnsi"/>
+        </w:rPr>
+        <w:t>laboratory</w:t>
+      </w:r>
+      <w:proofErr w:type="spellEnd"/>
+      <w:r>
+        <w:rPr>
+          <w:rFonts w:cstheme="minorHAnsi"/>
+        </w:rPr>
+        <w:t xml:space="preserve">. </w:t>
+      </w:r>
+      <w:proofErr w:type="spellStart"/>
+      <w:r>
+        <w:rPr>
+          <w:rFonts w:cstheme="minorHAnsi"/>
+        </w:rPr>
+        <w:t>Fresh</w:t>
+      </w:r>
+      <w:proofErr w:type="spellEnd"/>
+      <w:r>
+        <w:rPr>
+          <w:rFonts w:cstheme="minorHAnsi"/>
+        </w:rPr>
+        <w:t xml:space="preserve"> </w:t>
+      </w:r>
+      <w:proofErr w:type="spellStart"/>
+      <w:r>
+        <w:rPr>
+          <w:rFonts w:cstheme="minorHAnsi"/>
+        </w:rPr>
+        <w:t>weight</w:t>
+      </w:r>
+      <w:proofErr w:type="spellEnd"/>
+      <w:r>
+        <w:rPr>
+          <w:rFonts w:cstheme="minorHAnsi"/>
+        </w:rPr>
+        <w:t xml:space="preserve"> </w:t>
+      </w:r>
+      <w:proofErr w:type="spellStart"/>
+      <w:r>
+        <w:rPr>
+          <w:rFonts w:cstheme="minorHAnsi"/>
+        </w:rPr>
+        <w:t>was</w:t>
+      </w:r>
+      <w:proofErr w:type="spellEnd"/>
+      <w:r>
+        <w:rPr>
+          <w:rFonts w:cstheme="minorHAnsi"/>
+        </w:rPr>
+        <w:t xml:space="preserve"> </w:t>
+      </w:r>
+      <w:proofErr w:type="spellStart"/>
+      <w:r>
+        <w:rPr>
+          <w:rFonts w:cstheme="minorHAnsi"/>
+        </w:rPr>
+        <w:t>measured</w:t>
+      </w:r>
+      <w:proofErr w:type="spellEnd"/>
+      <w:r>
+        <w:rPr>
+          <w:rFonts w:cstheme="minorHAnsi"/>
+        </w:rPr>
+        <w:t xml:space="preserve"> (</w:t>
+      </w:r>
+      <w:proofErr w:type="spellStart"/>
+      <w:r>
+        <w:rPr>
+          <w:rFonts w:cstheme="minorHAnsi"/>
+        </w:rPr>
+        <w:t>Mettler</w:t>
+      </w:r>
+      <w:proofErr w:type="spellEnd"/>
+      <w:r>
+        <w:rPr>
+          <w:rFonts w:cstheme="minorHAnsi"/>
+        </w:rPr>
+        <w:t xml:space="preserve"> Toledo, New </w:t>
+      </w:r>
+      <w:proofErr w:type="spellStart"/>
+      <w:r>
+        <w:rPr>
+          <w:rFonts w:cstheme="minorHAnsi"/>
+        </w:rPr>
+        <w:t>classic</w:t>
+      </w:r>
+      <w:proofErr w:type="spellEnd"/>
+      <w:r>
+        <w:rPr>
+          <w:rFonts w:cstheme="minorHAnsi"/>
+        </w:rPr>
+        <w:t xml:space="preserve"> SG – Model ML1052E/01, </w:t>
+      </w:r>
+      <w:proofErr w:type="spellStart"/>
+      <w:r>
+        <w:rPr>
+          <w:rFonts w:cstheme="minorHAnsi"/>
+        </w:rPr>
+        <w:t>precision</w:t>
+      </w:r>
+      <w:proofErr w:type="spellEnd"/>
+      <w:r>
+        <w:rPr>
+          <w:rFonts w:cstheme="minorHAnsi"/>
+        </w:rPr>
+        <w:t xml:space="preserve"> 0.1 mg), </w:t>
+      </w:r>
+      <w:proofErr w:type="spellStart"/>
+      <w:r>
+        <w:rPr>
+          <w:rFonts w:cstheme="minorHAnsi"/>
+        </w:rPr>
+        <w:t>removing</w:t>
+      </w:r>
+      <w:proofErr w:type="spellEnd"/>
+      <w:r>
+        <w:rPr>
+          <w:rFonts w:cstheme="minorHAnsi"/>
+        </w:rPr>
+        <w:t xml:space="preserve"> any visible </w:t>
+      </w:r>
+      <w:proofErr w:type="spellStart"/>
+      <w:r>
+        <w:rPr>
+          <w:rFonts w:cstheme="minorHAnsi"/>
+        </w:rPr>
+        <w:t>droplets</w:t>
+      </w:r>
+      <w:proofErr w:type="spellEnd"/>
+      <w:r>
+        <w:rPr>
+          <w:rFonts w:cstheme="minorHAnsi"/>
+        </w:rPr>
+        <w:t xml:space="preserve"> of </w:t>
+      </w:r>
+      <w:proofErr w:type="spellStart"/>
+      <w:r>
+        <w:rPr>
+          <w:rFonts w:cstheme="minorHAnsi"/>
+        </w:rPr>
+        <w:t>water</w:t>
+      </w:r>
+      <w:proofErr w:type="spellEnd"/>
+      <w:r>
+        <w:rPr>
+          <w:rFonts w:cstheme="minorHAnsi"/>
+        </w:rPr>
+        <w:t xml:space="preserve">, </w:t>
+      </w:r>
+      <w:proofErr w:type="spellStart"/>
+      <w:r>
+        <w:rPr>
+          <w:rFonts w:cstheme="minorHAnsi"/>
+        </w:rPr>
+        <w:t>then</w:t>
       </w:r>
       <w:proofErr w:type="spellEnd"/>
       <w:r>
@@ -1243,20 +1591,6 @@
         <w:rPr>
           <w:rFonts w:cstheme="minorHAnsi"/>
         </w:rPr>
-        <w:t>traits</w:t>
-      </w:r>
-      <w:proofErr w:type="spellEnd"/>
-      <w:r>
-        <w:rPr>
-          <w:rFonts w:cstheme="minorHAnsi"/>
-        </w:rPr>
-        <w:t xml:space="preserve"> </w:t>
-      </w:r>
-      <w:proofErr w:type="spellStart"/>
-      <w:r>
-        <w:rPr>
-          <w:rFonts w:cstheme="minorHAnsi"/>
-        </w:rPr>
         <w:t>were</w:t>
       </w:r>
       <w:proofErr w:type="spellEnd"/>
@@ -1271,35 +1605,118 @@
         <w:rPr>
           <w:rFonts w:cstheme="minorHAnsi"/>
         </w:rPr>
-        <w:t>calculated</w:t>
-      </w:r>
-      <w:proofErr w:type="spellEnd"/>
-      <w:r>
-        <w:rPr>
-          <w:rFonts w:cstheme="minorHAnsi"/>
-        </w:rPr>
-        <w:t xml:space="preserve"> </w:t>
-      </w:r>
-      <w:proofErr w:type="spellStart"/>
-      <w:r>
-        <w:rPr>
-          <w:rFonts w:cstheme="minorHAnsi"/>
-        </w:rPr>
-        <w:t>from</w:t>
-      </w:r>
-      <w:proofErr w:type="spellEnd"/>
-      <w:r>
-        <w:rPr>
-          <w:rFonts w:cstheme="minorHAnsi"/>
-        </w:rPr>
-        <w:t xml:space="preserve"> </w:t>
-      </w:r>
-      <w:proofErr w:type="spellStart"/>
-      <w:r>
-        <w:rPr>
-          <w:rFonts w:cstheme="minorHAnsi"/>
-        </w:rPr>
-        <w:t>two</w:t>
+        <w:t>scanned</w:t>
+      </w:r>
+      <w:proofErr w:type="spellEnd"/>
+      <w:r>
+        <w:rPr>
+          <w:rFonts w:cstheme="minorHAnsi"/>
+        </w:rPr>
+        <w:t xml:space="preserve"> </w:t>
+      </w:r>
+      <w:proofErr w:type="spellStart"/>
+      <w:r>
+        <w:rPr>
+          <w:rFonts w:cstheme="minorHAnsi"/>
+        </w:rPr>
+        <w:t>with</w:t>
+      </w:r>
+      <w:proofErr w:type="spellEnd"/>
+      <w:r>
+        <w:rPr>
+          <w:rFonts w:cstheme="minorHAnsi"/>
+        </w:rPr>
+        <w:t xml:space="preserve"> Epson </w:t>
+      </w:r>
+      <w:proofErr w:type="spellStart"/>
+      <w:r>
+        <w:rPr>
+          <w:rFonts w:cstheme="minorHAnsi"/>
+        </w:rPr>
+        <w:t>Canon</w:t>
+      </w:r>
+      <w:proofErr w:type="spellEnd"/>
+      <w:r>
+        <w:rPr>
+          <w:rFonts w:cstheme="minorHAnsi"/>
+        </w:rPr>
+        <w:t xml:space="preserve"> </w:t>
+      </w:r>
+      <w:proofErr w:type="spellStart"/>
+      <w:r>
+        <w:rPr>
+          <w:rFonts w:cstheme="minorHAnsi"/>
+        </w:rPr>
+        <w:t>scanner</w:t>
+      </w:r>
+      <w:proofErr w:type="spellEnd"/>
+      <w:r>
+        <w:rPr>
+          <w:rFonts w:cstheme="minorHAnsi"/>
+        </w:rPr>
+        <w:t xml:space="preserve"> (</w:t>
+      </w:r>
+      <w:r>
+        <w:rPr>
+          <w:rFonts w:cstheme="minorHAnsi"/>
+          <w:highlight w:val="yellow"/>
+        </w:rPr>
+        <w:t>REF</w:t>
+      </w:r>
+      <w:r>
+        <w:rPr>
+          <w:rFonts w:cstheme="minorHAnsi"/>
+        </w:rPr>
+        <w:t xml:space="preserve">) </w:t>
+      </w:r>
+      <w:proofErr w:type="spellStart"/>
+      <w:r>
+        <w:rPr>
+          <w:rFonts w:cstheme="minorHAnsi"/>
+        </w:rPr>
+        <w:t>at</w:t>
+      </w:r>
+      <w:proofErr w:type="spellEnd"/>
+      <w:r>
+        <w:rPr>
+          <w:rFonts w:cstheme="minorHAnsi"/>
+        </w:rPr>
+        <w:t xml:space="preserve"> 600 </w:t>
+      </w:r>
+      <w:proofErr w:type="spellStart"/>
+      <w:r>
+        <w:rPr>
+          <w:rFonts w:cstheme="minorHAnsi"/>
+        </w:rPr>
+        <w:t>dpi</w:t>
+      </w:r>
+      <w:proofErr w:type="spellEnd"/>
+      <w:r>
+        <w:rPr>
+          <w:rFonts w:cstheme="minorHAnsi"/>
+        </w:rPr>
+        <w:t xml:space="preserve"> </w:t>
+      </w:r>
+      <w:proofErr w:type="spellStart"/>
+      <w:r>
+        <w:rPr>
+          <w:rFonts w:cstheme="minorHAnsi"/>
+        </w:rPr>
+        <w:t>and</w:t>
+      </w:r>
+      <w:proofErr w:type="spellEnd"/>
+      <w:r>
+        <w:rPr>
+          <w:rFonts w:cstheme="minorHAnsi"/>
+        </w:rPr>
+        <w:t xml:space="preserve"> </w:t>
+      </w:r>
+      <w:proofErr w:type="spellStart"/>
+      <w:r>
+        <w:rPr>
+          <w:rFonts w:cstheme="minorHAnsi"/>
+        </w:rPr>
+        <w:t>finally</w:t>
       </w:r>
       <w:proofErr w:type="spellEnd"/>
       <w:r>
@@ -1320,91 +1737,119 @@
         <w:rPr>
           <w:rFonts w:cstheme="minorHAnsi"/>
         </w:rPr>
-        <w:t xml:space="preserve"> of ten individuals of </w:t>
-      </w:r>
-      <w:proofErr w:type="spellStart"/>
-      <w:r>
-        <w:rPr>
-          <w:rFonts w:cstheme="minorHAnsi"/>
-        </w:rPr>
-        <w:t>each</w:t>
-      </w:r>
-      <w:proofErr w:type="spellEnd"/>
-      <w:r>
-        <w:rPr>
-          <w:rFonts w:cstheme="minorHAnsi"/>
-        </w:rPr>
-        <w:t xml:space="preserve"> </w:t>
-      </w:r>
-      <w:proofErr w:type="spellStart"/>
-      <w:r>
-        <w:rPr>
-          <w:rFonts w:cstheme="minorHAnsi"/>
-        </w:rPr>
-        <w:t>species</w:t>
-      </w:r>
-      <w:proofErr w:type="spellEnd"/>
-      <w:r>
-        <w:rPr>
-          <w:rFonts w:cstheme="minorHAnsi"/>
-        </w:rPr>
-        <w:t xml:space="preserve"> </w:t>
-      </w:r>
-      <w:proofErr w:type="spellStart"/>
-      <w:r>
-        <w:rPr>
-          <w:rFonts w:cstheme="minorHAnsi"/>
-        </w:rPr>
-        <w:t>following</w:t>
-      </w:r>
-      <w:proofErr w:type="spellEnd"/>
-      <w:r>
-        <w:rPr>
-          <w:rFonts w:cstheme="minorHAnsi"/>
-        </w:rPr>
-        <w:t xml:space="preserve"> </w:t>
-      </w:r>
-      <w:proofErr w:type="spellStart"/>
-      <w:r>
-        <w:rPr>
-          <w:rFonts w:cstheme="minorHAnsi"/>
-        </w:rPr>
-        <w:t>standard</w:t>
-      </w:r>
-      <w:proofErr w:type="spellEnd"/>
-      <w:r>
-        <w:rPr>
-          <w:rFonts w:cstheme="minorHAnsi"/>
-        </w:rPr>
-        <w:t xml:space="preserve"> </w:t>
-      </w:r>
-      <w:proofErr w:type="spellStart"/>
-      <w:r>
-        <w:rPr>
-          <w:rFonts w:cstheme="minorHAnsi"/>
-        </w:rPr>
-        <w:t>procedures</w:t>
-      </w:r>
-      <w:proofErr w:type="spellEnd"/>
-      <w:r>
-        <w:rPr>
-          <w:rFonts w:cstheme="minorHAnsi"/>
-        </w:rPr>
-        <w:t xml:space="preserve"> (Pérez-</w:t>
-      </w:r>
-      <w:proofErr w:type="spellStart"/>
-      <w:r>
-        <w:rPr>
-          <w:rFonts w:cstheme="minorHAnsi"/>
-        </w:rPr>
-        <w:t>Harguindeguy</w:t>
-      </w:r>
-      <w:proofErr w:type="spellEnd"/>
-      <w:r>
-        <w:rPr>
-          <w:rFonts w:cstheme="minorHAnsi"/>
-        </w:rPr>
-        <w:t xml:space="preserve"> et al. 2016). </w:t>
+        <w:t xml:space="preserve"> </w:t>
+      </w:r>
+      <w:proofErr w:type="spellStart"/>
+      <w:r>
+        <w:rPr>
+          <w:rFonts w:cstheme="minorHAnsi"/>
+        </w:rPr>
+        <w:t>were</w:t>
+      </w:r>
+      <w:proofErr w:type="spellEnd"/>
+      <w:r>
+        <w:rPr>
+          <w:rFonts w:cstheme="minorHAnsi"/>
+        </w:rPr>
+        <w:t xml:space="preserve"> put in </w:t>
+      </w:r>
+      <w:proofErr w:type="spellStart"/>
+      <w:r>
+        <w:rPr>
+          <w:rFonts w:cstheme="minorHAnsi"/>
+        </w:rPr>
+        <w:t>the</w:t>
+      </w:r>
+      <w:proofErr w:type="spellEnd"/>
+      <w:r>
+        <w:rPr>
+          <w:rFonts w:cstheme="minorHAnsi"/>
+        </w:rPr>
+        <w:t xml:space="preserve"> </w:t>
+      </w:r>
+      <w:proofErr w:type="spellStart"/>
+      <w:r>
+        <w:rPr>
+          <w:rFonts w:cstheme="minorHAnsi"/>
+        </w:rPr>
+        <w:t>oven</w:t>
+      </w:r>
+      <w:proofErr w:type="spellEnd"/>
+      <w:r>
+        <w:rPr>
+          <w:rFonts w:cstheme="minorHAnsi"/>
+        </w:rPr>
+        <w:t xml:space="preserve"> </w:t>
+      </w:r>
+      <w:proofErr w:type="spellStart"/>
+      <w:r>
+        <w:rPr>
+          <w:rFonts w:cstheme="minorHAnsi"/>
+        </w:rPr>
+        <w:t>at</w:t>
+      </w:r>
+      <w:proofErr w:type="spellEnd"/>
+      <w:r>
+        <w:rPr>
+          <w:rFonts w:cstheme="minorHAnsi"/>
+        </w:rPr>
+        <w:t xml:space="preserve"> 70ºC for 72h to </w:t>
+      </w:r>
+      <w:proofErr w:type="spellStart"/>
+      <w:r>
+        <w:rPr>
+          <w:rFonts w:cstheme="minorHAnsi"/>
+        </w:rPr>
+        <w:t>lastly</w:t>
+      </w:r>
+      <w:proofErr w:type="spellEnd"/>
+      <w:r>
+        <w:rPr>
+          <w:rFonts w:cstheme="minorHAnsi"/>
+        </w:rPr>
+        <w:t xml:space="preserve"> </w:t>
+      </w:r>
+      <w:proofErr w:type="spellStart"/>
+      <w:r>
+        <w:rPr>
+          <w:rFonts w:cstheme="minorHAnsi"/>
+        </w:rPr>
+        <w:t>measure</w:t>
+      </w:r>
+      <w:proofErr w:type="spellEnd"/>
+      <w:r>
+        <w:rPr>
+          <w:rFonts w:cstheme="minorHAnsi"/>
+        </w:rPr>
+        <w:t xml:space="preserve"> </w:t>
+      </w:r>
+      <w:proofErr w:type="spellStart"/>
+      <w:r>
+        <w:rPr>
+          <w:rFonts w:cstheme="minorHAnsi"/>
+        </w:rPr>
+        <w:t>dry</w:t>
+      </w:r>
+      <w:proofErr w:type="spellEnd"/>
+      <w:r>
+        <w:rPr>
+          <w:rFonts w:cstheme="minorHAnsi"/>
+        </w:rPr>
+        <w:t xml:space="preserve"> </w:t>
+      </w:r>
+      <w:proofErr w:type="spellStart"/>
+      <w:r>
+        <w:rPr>
+          <w:rFonts w:cstheme="minorHAnsi"/>
+        </w:rPr>
+        <w:t>weight</w:t>
+      </w:r>
+      <w:proofErr w:type="spellEnd"/>
+      <w:r>
+        <w:rPr>
+          <w:rFonts w:cstheme="minorHAnsi"/>
+        </w:rPr>
+        <w:t xml:space="preserve">. </w:t>
       </w:r>
       <w:proofErr w:type="spellStart"/>
       <w:r>
@@ -1425,91 +1870,77 @@
         <w:rPr>
           <w:rFonts w:cstheme="minorHAnsi"/>
         </w:rPr>
-        <w:t>were</w:t>
-      </w:r>
-      <w:proofErr w:type="spellEnd"/>
-      <w:r>
-        <w:rPr>
-          <w:rFonts w:cstheme="minorHAnsi"/>
-        </w:rPr>
-        <w:t xml:space="preserve"> </w:t>
-      </w:r>
-      <w:proofErr w:type="spellStart"/>
-      <w:r>
-        <w:rPr>
-          <w:rFonts w:cstheme="minorHAnsi"/>
-        </w:rPr>
-        <w:t>collected</w:t>
-      </w:r>
-      <w:proofErr w:type="spellEnd"/>
-      <w:r>
-        <w:rPr>
-          <w:rFonts w:cstheme="minorHAnsi"/>
-        </w:rPr>
-        <w:t xml:space="preserve"> </w:t>
-      </w:r>
-      <w:proofErr w:type="spellStart"/>
-      <w:r>
-        <w:rPr>
-          <w:rFonts w:cstheme="minorHAnsi"/>
-        </w:rPr>
-        <w:t>early</w:t>
-      </w:r>
-      <w:proofErr w:type="spellEnd"/>
-      <w:r>
-        <w:rPr>
-          <w:rFonts w:cstheme="minorHAnsi"/>
-        </w:rPr>
-        <w:t xml:space="preserve"> in </w:t>
-      </w:r>
-      <w:proofErr w:type="spellStart"/>
-      <w:r>
-        <w:rPr>
-          <w:rFonts w:cstheme="minorHAnsi"/>
-        </w:rPr>
-        <w:t>the</w:t>
-      </w:r>
-      <w:proofErr w:type="spellEnd"/>
-      <w:r>
-        <w:rPr>
-          <w:rFonts w:cstheme="minorHAnsi"/>
-        </w:rPr>
-        <w:t xml:space="preserve"> </w:t>
-      </w:r>
-      <w:proofErr w:type="spellStart"/>
-      <w:r>
-        <w:rPr>
-          <w:rFonts w:cstheme="minorHAnsi"/>
-        </w:rPr>
-        <w:t>day</w:t>
-      </w:r>
-      <w:proofErr w:type="spellEnd"/>
-      <w:r>
-        <w:rPr>
-          <w:rFonts w:cstheme="minorHAnsi"/>
-        </w:rPr>
-        <w:t xml:space="preserve"> in </w:t>
-      </w:r>
-      <w:proofErr w:type="spellStart"/>
-      <w:r>
-        <w:rPr>
-          <w:rFonts w:cstheme="minorHAnsi"/>
-        </w:rPr>
-        <w:t>the</w:t>
-      </w:r>
-      <w:proofErr w:type="spellEnd"/>
-      <w:r>
-        <w:rPr>
-          <w:rFonts w:cstheme="minorHAnsi"/>
-        </w:rPr>
-        <w:t xml:space="preserve"> </w:t>
-      </w:r>
-      <w:proofErr w:type="spellStart"/>
-      <w:r>
-        <w:rPr>
-          <w:rFonts w:cstheme="minorHAnsi"/>
-        </w:rPr>
-        <w:t>field</w:t>
+        <w:t>images</w:t>
+      </w:r>
+      <w:proofErr w:type="spellEnd"/>
+      <w:r>
+        <w:rPr>
+          <w:rFonts w:cstheme="minorHAnsi"/>
+        </w:rPr>
+        <w:t xml:space="preserve"> </w:t>
+      </w:r>
+      <w:proofErr w:type="spellStart"/>
+      <w:r>
+        <w:rPr>
+          <w:rFonts w:cstheme="minorHAnsi"/>
+        </w:rPr>
+        <w:t>where</w:t>
+      </w:r>
+      <w:proofErr w:type="spellEnd"/>
+      <w:r>
+        <w:rPr>
+          <w:rFonts w:cstheme="minorHAnsi"/>
+        </w:rPr>
+        <w:t xml:space="preserve"> </w:t>
+      </w:r>
+      <w:proofErr w:type="spellStart"/>
+      <w:r>
+        <w:rPr>
+          <w:rFonts w:cstheme="minorHAnsi"/>
+        </w:rPr>
+        <w:t>analysed</w:t>
+      </w:r>
+      <w:proofErr w:type="spellEnd"/>
+      <w:r>
+        <w:rPr>
+          <w:rFonts w:cstheme="minorHAnsi"/>
+        </w:rPr>
+        <w:t xml:space="preserve"> </w:t>
+      </w:r>
+      <w:proofErr w:type="spellStart"/>
+      <w:r>
+        <w:rPr>
+          <w:rFonts w:cstheme="minorHAnsi"/>
+        </w:rPr>
+        <w:t>using</w:t>
+      </w:r>
+      <w:proofErr w:type="spellEnd"/>
+      <w:r>
+        <w:rPr>
+          <w:rFonts w:cstheme="minorHAnsi"/>
+        </w:rPr>
+        <w:t xml:space="preserve"> </w:t>
+      </w:r>
+      <w:proofErr w:type="spellStart"/>
+      <w:r>
+        <w:rPr>
+          <w:rFonts w:cstheme="minorHAnsi"/>
+        </w:rPr>
+        <w:t>WinDIAS</w:t>
+      </w:r>
+      <w:proofErr w:type="spellEnd"/>
+      <w:r>
+        <w:rPr>
+          <w:rFonts w:cstheme="minorHAnsi"/>
+        </w:rPr>
+        <w:t xml:space="preserve"> software v3.3 (Delta-T </w:t>
+      </w:r>
+      <w:proofErr w:type="spellStart"/>
+      <w:r>
+        <w:rPr>
+          <w:rFonts w:cstheme="minorHAnsi"/>
+        </w:rPr>
+        <w:t>Devices</w:t>
       </w:r>
       <w:proofErr w:type="spellEnd"/>
       <w:r>
@@ -1523,834 +1954,73 @@
         <w:rPr>
           <w:rFonts w:cstheme="minorHAnsi"/>
         </w:rPr>
-        <w:t>kept</w:t>
-      </w:r>
-      <w:proofErr w:type="spellEnd"/>
-      <w:r>
-        <w:rPr>
-          <w:rFonts w:cstheme="minorHAnsi"/>
-        </w:rPr>
-        <w:t xml:space="preserve"> in </w:t>
-      </w:r>
-      <w:proofErr w:type="spellStart"/>
-      <w:r>
-        <w:rPr>
-          <w:rFonts w:cstheme="minorHAnsi"/>
-        </w:rPr>
-        <w:t>sealed</w:t>
-      </w:r>
-      <w:proofErr w:type="spellEnd"/>
-      <w:r>
-        <w:rPr>
-          <w:rFonts w:cstheme="minorHAnsi"/>
-        </w:rPr>
-        <w:t xml:space="preserve"> </w:t>
-      </w:r>
-      <w:proofErr w:type="spellStart"/>
-      <w:r>
-        <w:rPr>
-          <w:rFonts w:cstheme="minorHAnsi"/>
-        </w:rPr>
-        <w:t>plastic</w:t>
-      </w:r>
-      <w:proofErr w:type="spellEnd"/>
-      <w:r>
-        <w:rPr>
-          <w:rFonts w:cstheme="minorHAnsi"/>
-        </w:rPr>
-        <w:t xml:space="preserve"> </w:t>
-      </w:r>
-      <w:proofErr w:type="spellStart"/>
-      <w:r>
-        <w:rPr>
-          <w:rFonts w:cstheme="minorHAnsi"/>
-        </w:rPr>
-        <w:t>bags</w:t>
-      </w:r>
-      <w:proofErr w:type="spellEnd"/>
-      <w:r>
-        <w:rPr>
-          <w:rFonts w:cstheme="minorHAnsi"/>
-        </w:rPr>
-        <w:t xml:space="preserve"> </w:t>
-      </w:r>
-      <w:proofErr w:type="spellStart"/>
-      <w:r>
-        <w:rPr>
-          <w:rFonts w:cstheme="minorHAnsi"/>
-        </w:rPr>
-        <w:t>with</w:t>
-      </w:r>
-      <w:proofErr w:type="spellEnd"/>
-      <w:r>
-        <w:rPr>
-          <w:rFonts w:cstheme="minorHAnsi"/>
-        </w:rPr>
-        <w:t xml:space="preserve"> </w:t>
-      </w:r>
-      <w:proofErr w:type="spellStart"/>
-      <w:r>
-        <w:rPr>
-          <w:rFonts w:cstheme="minorHAnsi"/>
-        </w:rPr>
-        <w:t>moist</w:t>
-      </w:r>
-      <w:proofErr w:type="spellEnd"/>
-      <w:r>
-        <w:rPr>
-          <w:rFonts w:cstheme="minorHAnsi"/>
-        </w:rPr>
-        <w:t xml:space="preserve"> paper </w:t>
-      </w:r>
-      <w:proofErr w:type="spellStart"/>
-      <w:r>
-        <w:rPr>
-          <w:rFonts w:cstheme="minorHAnsi"/>
-        </w:rPr>
-        <w:t>until</w:t>
-      </w:r>
-      <w:proofErr w:type="spellEnd"/>
-      <w:r>
-        <w:rPr>
-          <w:rFonts w:cstheme="minorHAnsi"/>
-        </w:rPr>
-        <w:t xml:space="preserve"> </w:t>
-      </w:r>
-      <w:proofErr w:type="spellStart"/>
-      <w:r>
-        <w:rPr>
-          <w:rFonts w:cstheme="minorHAnsi"/>
-        </w:rPr>
-        <w:t>further</w:t>
-      </w:r>
-      <w:proofErr w:type="spellEnd"/>
-      <w:r>
-        <w:rPr>
-          <w:rFonts w:cstheme="minorHAnsi"/>
-        </w:rPr>
-        <w:t xml:space="preserve"> </w:t>
-      </w:r>
-      <w:proofErr w:type="spellStart"/>
-      <w:r>
-        <w:rPr>
-          <w:rFonts w:cstheme="minorHAnsi"/>
-        </w:rPr>
-        <w:t>processing</w:t>
-      </w:r>
-      <w:proofErr w:type="spellEnd"/>
-      <w:r>
-        <w:rPr>
-          <w:rFonts w:cstheme="minorHAnsi"/>
-        </w:rPr>
-        <w:t xml:space="preserve"> in </w:t>
-      </w:r>
-      <w:proofErr w:type="spellStart"/>
-      <w:r>
-        <w:rPr>
-          <w:rFonts w:cstheme="minorHAnsi"/>
-        </w:rPr>
-        <w:t>the</w:t>
-      </w:r>
-      <w:proofErr w:type="spellEnd"/>
-      <w:r>
-        <w:rPr>
-          <w:rFonts w:cstheme="minorHAnsi"/>
-        </w:rPr>
-        <w:t xml:space="preserve"> </w:t>
-      </w:r>
-      <w:proofErr w:type="spellStart"/>
-      <w:r>
-        <w:rPr>
-          <w:rFonts w:cstheme="minorHAnsi"/>
-        </w:rPr>
-        <w:t>laboratory</w:t>
-      </w:r>
-      <w:proofErr w:type="spellEnd"/>
-      <w:r>
-        <w:rPr>
-          <w:rFonts w:cstheme="minorHAnsi"/>
-        </w:rPr>
-        <w:t xml:space="preserve">. </w:t>
-      </w:r>
-      <w:proofErr w:type="spellStart"/>
-      <w:r>
-        <w:rPr>
-          <w:rFonts w:cstheme="minorHAnsi"/>
-        </w:rPr>
-        <w:t>Fresh</w:t>
-      </w:r>
-      <w:proofErr w:type="spellEnd"/>
-      <w:r>
-        <w:rPr>
-          <w:rFonts w:cstheme="minorHAnsi"/>
-        </w:rPr>
-        <w:t xml:space="preserve"> </w:t>
-      </w:r>
-      <w:proofErr w:type="spellStart"/>
-      <w:r>
-        <w:rPr>
-          <w:rFonts w:cstheme="minorHAnsi"/>
-        </w:rPr>
-        <w:t>weight</w:t>
-      </w:r>
-      <w:proofErr w:type="spellEnd"/>
-      <w:r>
-        <w:rPr>
-          <w:rFonts w:cstheme="minorHAnsi"/>
-        </w:rPr>
-        <w:t xml:space="preserve"> </w:t>
-      </w:r>
-      <w:proofErr w:type="spellStart"/>
-      <w:r>
-        <w:rPr>
-          <w:rFonts w:cstheme="minorHAnsi"/>
-        </w:rPr>
-        <w:t>was</w:t>
-      </w:r>
-      <w:proofErr w:type="spellEnd"/>
-      <w:r>
-        <w:rPr>
-          <w:rFonts w:cstheme="minorHAnsi"/>
-        </w:rPr>
-        <w:t xml:space="preserve"> </w:t>
-      </w:r>
-      <w:proofErr w:type="spellStart"/>
-      <w:r>
-        <w:rPr>
-          <w:rFonts w:cstheme="minorHAnsi"/>
-        </w:rPr>
-        <w:t>measured</w:t>
-      </w:r>
-      <w:proofErr w:type="spellEnd"/>
-      <w:r>
-        <w:rPr>
-          <w:rFonts w:cstheme="minorHAnsi"/>
-        </w:rPr>
-        <w:t xml:space="preserve"> (</w:t>
-      </w:r>
-      <w:proofErr w:type="spellStart"/>
-      <w:r>
-        <w:rPr>
-          <w:rFonts w:cstheme="minorHAnsi"/>
-        </w:rPr>
-        <w:t>Me</w:t>
+        <w:t>WinDias</w:t>
+      </w:r>
+      <w:proofErr w:type="spellEnd"/>
+      <w:r>
+        <w:rPr>
+          <w:rFonts w:cstheme="minorHAnsi"/>
+        </w:rPr>
+        <w:t xml:space="preserve"> </w:t>
+      </w:r>
+      <w:proofErr w:type="spellStart"/>
+      <w:r>
+        <w:rPr>
+          <w:rFonts w:cstheme="minorHAnsi"/>
+        </w:rPr>
+        <w:t>Leaf</w:t>
+      </w:r>
+      <w:proofErr w:type="spellEnd"/>
+      <w:r>
+        <w:rPr>
+          <w:rFonts w:cstheme="minorHAnsi"/>
+        </w:rPr>
+        <w:t xml:space="preserve"> </w:t>
+      </w:r>
+      <w:proofErr w:type="spellStart"/>
+      <w:r>
+        <w:rPr>
+          <w:rFonts w:cstheme="minorHAnsi"/>
+        </w:rPr>
+        <w:t>Image</w:t>
+      </w:r>
+      <w:proofErr w:type="spellEnd"/>
+      <w:r>
+        <w:rPr>
+          <w:rFonts w:cstheme="minorHAnsi"/>
+        </w:rPr>
+        <w:t xml:space="preserve"> </w:t>
+      </w:r>
+      <w:proofErr w:type="spellStart"/>
+      <w:r>
+        <w:rPr>
+          <w:rFonts w:cstheme="minorHAnsi"/>
+        </w:rPr>
+        <w:t>Analysis</w:t>
+      </w:r>
+      <w:proofErr w:type="spellEnd"/>
+      <w:r>
+        <w:rPr>
+          <w:rFonts w:cstheme="minorHAnsi"/>
+        </w:rPr>
+        <w:t xml:space="preserve"> System </w:t>
+      </w:r>
+      <w:proofErr w:type="spellStart"/>
+      <w:r>
+        <w:rPr>
+          <w:rFonts w:cstheme="minorHAnsi"/>
+        </w:rPr>
+        <w:t>version</w:t>
+      </w:r>
+      <w:proofErr w:type="spellEnd"/>
+      <w:r>
+        <w:rPr>
+          <w:rFonts w:cstheme="minorHAnsi"/>
+        </w:rPr>
+        <w:t xml:space="preserve"> 3.3). </w:t>
       </w:r>
       <w:bookmarkStart w:id="0" w:name="_GoBack"/>
       <w:bookmarkEnd w:id="0"/>
-      <w:r>
-        <w:rPr>
-          <w:rFonts w:cstheme="minorHAnsi"/>
-        </w:rPr>
-        <w:t>ttler</w:t>
-      </w:r>
-      <w:proofErr w:type="spellEnd"/>
-      <w:r>
-        <w:rPr>
-          <w:rFonts w:cstheme="minorHAnsi"/>
-        </w:rPr>
-        <w:t xml:space="preserve"> Toledo, New </w:t>
-      </w:r>
-      <w:proofErr w:type="spellStart"/>
-      <w:r>
-        <w:rPr>
-          <w:rFonts w:cstheme="minorHAnsi"/>
-        </w:rPr>
-        <w:t>classic</w:t>
-      </w:r>
-      <w:proofErr w:type="spellEnd"/>
-      <w:r>
-        <w:rPr>
-          <w:rFonts w:cstheme="minorHAnsi"/>
-        </w:rPr>
-        <w:t xml:space="preserve"> SG – Model ML1052E/01, </w:t>
-      </w:r>
-      <w:proofErr w:type="spellStart"/>
-      <w:r>
-        <w:rPr>
-          <w:rFonts w:cstheme="minorHAnsi"/>
-        </w:rPr>
-        <w:t>precision</w:t>
-      </w:r>
-      <w:proofErr w:type="spellEnd"/>
-      <w:r>
-        <w:rPr>
-          <w:rFonts w:cstheme="minorHAnsi"/>
-        </w:rPr>
-        <w:t xml:space="preserve"> 0.1 mg), </w:t>
-      </w:r>
-      <w:proofErr w:type="spellStart"/>
-      <w:r>
-        <w:rPr>
-          <w:rFonts w:cstheme="minorHAnsi"/>
-        </w:rPr>
-        <w:t>removing</w:t>
-      </w:r>
-      <w:proofErr w:type="spellEnd"/>
-      <w:r>
-        <w:rPr>
-          <w:rFonts w:cstheme="minorHAnsi"/>
-        </w:rPr>
-        <w:t xml:space="preserve"> any visible </w:t>
-      </w:r>
-      <w:proofErr w:type="spellStart"/>
-      <w:r>
-        <w:rPr>
-          <w:rFonts w:cstheme="minorHAnsi"/>
-        </w:rPr>
-        <w:t>droplets</w:t>
-      </w:r>
-      <w:proofErr w:type="spellEnd"/>
-      <w:r>
-        <w:rPr>
-          <w:rFonts w:cstheme="minorHAnsi"/>
-        </w:rPr>
-        <w:t xml:space="preserve"> of </w:t>
-      </w:r>
-      <w:proofErr w:type="spellStart"/>
-      <w:r>
-        <w:rPr>
-          <w:rFonts w:cstheme="minorHAnsi"/>
-        </w:rPr>
-        <w:t>water</w:t>
-      </w:r>
-      <w:proofErr w:type="spellEnd"/>
-      <w:r>
-        <w:rPr>
-          <w:rFonts w:cstheme="minorHAnsi"/>
-        </w:rPr>
-        <w:t xml:space="preserve">, </w:t>
-      </w:r>
-      <w:proofErr w:type="spellStart"/>
-      <w:r>
-        <w:rPr>
-          <w:rFonts w:cstheme="minorHAnsi"/>
-        </w:rPr>
-        <w:t>then</w:t>
-      </w:r>
-      <w:proofErr w:type="spellEnd"/>
-      <w:r>
-        <w:rPr>
-          <w:rFonts w:cstheme="minorHAnsi"/>
-        </w:rPr>
-        <w:t xml:space="preserve"> </w:t>
-      </w:r>
-      <w:proofErr w:type="spellStart"/>
-      <w:r>
-        <w:rPr>
-          <w:rFonts w:cstheme="minorHAnsi"/>
-        </w:rPr>
-        <w:t>leaves</w:t>
-      </w:r>
-      <w:proofErr w:type="spellEnd"/>
-      <w:r>
-        <w:rPr>
-          <w:rFonts w:cstheme="minorHAnsi"/>
-        </w:rPr>
-        <w:t xml:space="preserve"> </w:t>
-      </w:r>
-      <w:proofErr w:type="spellStart"/>
-      <w:r>
-        <w:rPr>
-          <w:rFonts w:cstheme="minorHAnsi"/>
-        </w:rPr>
-        <w:t>were</w:t>
-      </w:r>
-      <w:proofErr w:type="spellEnd"/>
-      <w:r>
-        <w:rPr>
-          <w:rFonts w:cstheme="minorHAnsi"/>
-        </w:rPr>
-        <w:t xml:space="preserve"> </w:t>
-      </w:r>
-      <w:proofErr w:type="spellStart"/>
-      <w:r>
-        <w:rPr>
-          <w:rFonts w:cstheme="minorHAnsi"/>
-        </w:rPr>
-        <w:t>scanned</w:t>
-      </w:r>
-      <w:proofErr w:type="spellEnd"/>
-      <w:r>
-        <w:rPr>
-          <w:rFonts w:cstheme="minorHAnsi"/>
-        </w:rPr>
-        <w:t xml:space="preserve"> </w:t>
-      </w:r>
-      <w:proofErr w:type="spellStart"/>
-      <w:r>
-        <w:rPr>
-          <w:rFonts w:cstheme="minorHAnsi"/>
-        </w:rPr>
-        <w:t>with</w:t>
-      </w:r>
-      <w:proofErr w:type="spellEnd"/>
-      <w:r>
-        <w:rPr>
-          <w:rFonts w:cstheme="minorHAnsi"/>
-        </w:rPr>
-        <w:t xml:space="preserve"> Epson </w:t>
-      </w:r>
-      <w:proofErr w:type="spellStart"/>
-      <w:r>
-        <w:rPr>
-          <w:rFonts w:cstheme="minorHAnsi"/>
-        </w:rPr>
-        <w:t>Canon</w:t>
-      </w:r>
-      <w:proofErr w:type="spellEnd"/>
-      <w:r>
-        <w:rPr>
-          <w:rFonts w:cstheme="minorHAnsi"/>
-        </w:rPr>
-        <w:t xml:space="preserve"> </w:t>
-      </w:r>
-      <w:proofErr w:type="spellStart"/>
-      <w:r>
-        <w:rPr>
-          <w:rFonts w:cstheme="minorHAnsi"/>
-        </w:rPr>
-        <w:t>scanner</w:t>
-      </w:r>
-      <w:proofErr w:type="spellEnd"/>
-      <w:r>
-        <w:rPr>
-          <w:rFonts w:cstheme="minorHAnsi"/>
-        </w:rPr>
-        <w:t xml:space="preserve"> (</w:t>
-      </w:r>
-      <w:r>
-        <w:rPr>
-          <w:rFonts w:cstheme="minorHAnsi"/>
-          <w:highlight w:val="yellow"/>
-        </w:rPr>
-        <w:t>REF</w:t>
-      </w:r>
-      <w:r>
-        <w:rPr>
-          <w:rFonts w:cstheme="minorHAnsi"/>
-        </w:rPr>
-        <w:t xml:space="preserve">) </w:t>
-      </w:r>
-      <w:proofErr w:type="spellStart"/>
-      <w:r>
-        <w:rPr>
-          <w:rFonts w:cstheme="minorHAnsi"/>
-        </w:rPr>
-        <w:t>at</w:t>
-      </w:r>
-      <w:proofErr w:type="spellEnd"/>
-      <w:r>
-        <w:rPr>
-          <w:rFonts w:cstheme="minorHAnsi"/>
-        </w:rPr>
-        <w:t xml:space="preserve"> 600 </w:t>
-      </w:r>
-      <w:proofErr w:type="spellStart"/>
-      <w:r>
-        <w:rPr>
-          <w:rFonts w:cstheme="minorHAnsi"/>
-        </w:rPr>
-        <w:t>dpi</w:t>
-      </w:r>
-      <w:proofErr w:type="spellEnd"/>
-      <w:r>
-        <w:rPr>
-          <w:rFonts w:cstheme="minorHAnsi"/>
-        </w:rPr>
-        <w:t xml:space="preserve"> </w:t>
-      </w:r>
-      <w:proofErr w:type="spellStart"/>
-      <w:r>
-        <w:rPr>
-          <w:rFonts w:cstheme="minorHAnsi"/>
-        </w:rPr>
-        <w:t>and</w:t>
-      </w:r>
-      <w:proofErr w:type="spellEnd"/>
-      <w:r>
-        <w:rPr>
-          <w:rFonts w:cstheme="minorHAnsi"/>
-        </w:rPr>
-        <w:t xml:space="preserve"> </w:t>
-      </w:r>
-      <w:proofErr w:type="spellStart"/>
-      <w:r>
-        <w:rPr>
-          <w:rFonts w:cstheme="minorHAnsi"/>
-        </w:rPr>
-        <w:t>finally</w:t>
-      </w:r>
-      <w:proofErr w:type="spellEnd"/>
-      <w:r>
-        <w:rPr>
-          <w:rFonts w:cstheme="minorHAnsi"/>
-        </w:rPr>
-        <w:t xml:space="preserve"> </w:t>
-      </w:r>
-      <w:proofErr w:type="spellStart"/>
-      <w:r>
-        <w:rPr>
-          <w:rFonts w:cstheme="minorHAnsi"/>
-        </w:rPr>
-        <w:t>leaves</w:t>
-      </w:r>
-      <w:proofErr w:type="spellEnd"/>
-      <w:r>
-        <w:rPr>
-          <w:rFonts w:cstheme="minorHAnsi"/>
-        </w:rPr>
-        <w:t xml:space="preserve"> </w:t>
-      </w:r>
-      <w:proofErr w:type="spellStart"/>
-      <w:r>
-        <w:rPr>
-          <w:rFonts w:cstheme="minorHAnsi"/>
-        </w:rPr>
-        <w:t>were</w:t>
-      </w:r>
-      <w:proofErr w:type="spellEnd"/>
-      <w:r>
-        <w:rPr>
-          <w:rFonts w:cstheme="minorHAnsi"/>
-        </w:rPr>
-        <w:t xml:space="preserve"> put in </w:t>
-      </w:r>
-      <w:proofErr w:type="spellStart"/>
-      <w:r>
-        <w:rPr>
-          <w:rFonts w:cstheme="minorHAnsi"/>
-        </w:rPr>
-        <w:t>the</w:t>
-      </w:r>
-      <w:proofErr w:type="spellEnd"/>
-      <w:r>
-        <w:rPr>
-          <w:rFonts w:cstheme="minorHAnsi"/>
-        </w:rPr>
-        <w:t xml:space="preserve"> </w:t>
-      </w:r>
-      <w:proofErr w:type="spellStart"/>
-      <w:r>
-        <w:rPr>
-          <w:rFonts w:cstheme="minorHAnsi"/>
-        </w:rPr>
-        <w:t>oven</w:t>
-      </w:r>
-      <w:proofErr w:type="spellEnd"/>
-      <w:r>
-        <w:rPr>
-          <w:rFonts w:cstheme="minorHAnsi"/>
-        </w:rPr>
-        <w:t xml:space="preserve"> </w:t>
-      </w:r>
-      <w:proofErr w:type="spellStart"/>
-      <w:r>
-        <w:rPr>
-          <w:rFonts w:cstheme="minorHAnsi"/>
-        </w:rPr>
-        <w:t>at</w:t>
-      </w:r>
-      <w:proofErr w:type="spellEnd"/>
-      <w:r>
-        <w:rPr>
-          <w:rFonts w:cstheme="minorHAnsi"/>
-        </w:rPr>
-        <w:t xml:space="preserve"> 70ºC for 72h to </w:t>
-      </w:r>
-      <w:proofErr w:type="spellStart"/>
-      <w:r>
-        <w:rPr>
-          <w:rFonts w:cstheme="minorHAnsi"/>
-        </w:rPr>
-        <w:t>lastly</w:t>
-      </w:r>
-      <w:proofErr w:type="spellEnd"/>
-      <w:r>
-        <w:rPr>
-          <w:rFonts w:cstheme="minorHAnsi"/>
-        </w:rPr>
-        <w:t xml:space="preserve"> </w:t>
-      </w:r>
-      <w:proofErr w:type="spellStart"/>
-      <w:r>
-        <w:rPr>
-          <w:rFonts w:cstheme="minorHAnsi"/>
-        </w:rPr>
-        <w:t>measure</w:t>
-      </w:r>
-      <w:proofErr w:type="spellEnd"/>
-      <w:r>
-        <w:rPr>
-          <w:rFonts w:cstheme="minorHAnsi"/>
-        </w:rPr>
-        <w:t xml:space="preserve"> </w:t>
-      </w:r>
-      <w:proofErr w:type="spellStart"/>
-      <w:r>
-        <w:rPr>
-          <w:rFonts w:cstheme="minorHAnsi"/>
-        </w:rPr>
-        <w:t>dry</w:t>
-      </w:r>
-      <w:proofErr w:type="spellEnd"/>
-      <w:r>
-        <w:rPr>
-          <w:rFonts w:cstheme="minorHAnsi"/>
-        </w:rPr>
-        <w:t xml:space="preserve"> </w:t>
-      </w:r>
-      <w:proofErr w:type="spellStart"/>
-      <w:r>
-        <w:rPr>
-          <w:rFonts w:cstheme="minorHAnsi"/>
-        </w:rPr>
-        <w:t>weight</w:t>
-      </w:r>
-      <w:proofErr w:type="spellEnd"/>
-      <w:r>
-        <w:rPr>
-          <w:rFonts w:cstheme="minorHAnsi"/>
-        </w:rPr>
-        <w:t xml:space="preserve">. </w:t>
-      </w:r>
-      <w:proofErr w:type="spellStart"/>
-      <w:r>
-        <w:rPr>
-          <w:rFonts w:cstheme="minorHAnsi"/>
-        </w:rPr>
-        <w:t>Leaves</w:t>
-      </w:r>
-      <w:proofErr w:type="spellEnd"/>
-      <w:r>
-        <w:rPr>
-          <w:rFonts w:cstheme="minorHAnsi"/>
-        </w:rPr>
-        <w:t xml:space="preserve"> </w:t>
-      </w:r>
-      <w:proofErr w:type="spellStart"/>
-      <w:r>
-        <w:rPr>
-          <w:rFonts w:cstheme="minorHAnsi"/>
-        </w:rPr>
-        <w:t>images</w:t>
-      </w:r>
-      <w:proofErr w:type="spellEnd"/>
-      <w:r>
-        <w:rPr>
-          <w:rFonts w:cstheme="minorHAnsi"/>
-        </w:rPr>
-        <w:t xml:space="preserve"> </w:t>
-      </w:r>
-      <w:proofErr w:type="spellStart"/>
-      <w:r>
-        <w:rPr>
-          <w:rFonts w:cstheme="minorHAnsi"/>
-        </w:rPr>
-        <w:t>where</w:t>
-      </w:r>
-      <w:proofErr w:type="spellEnd"/>
-      <w:r>
-        <w:rPr>
-          <w:rFonts w:cstheme="minorHAnsi"/>
-        </w:rPr>
-        <w:t xml:space="preserve"> </w:t>
-      </w:r>
-      <w:proofErr w:type="spellStart"/>
-      <w:r>
-        <w:rPr>
-          <w:rFonts w:cstheme="minorHAnsi"/>
-        </w:rPr>
-        <w:t>analysed</w:t>
-      </w:r>
-      <w:proofErr w:type="spellEnd"/>
-      <w:r>
-        <w:rPr>
-          <w:rFonts w:cstheme="minorHAnsi"/>
-        </w:rPr>
-        <w:t xml:space="preserve"> </w:t>
-      </w:r>
-      <w:proofErr w:type="spellStart"/>
-      <w:r>
-        <w:rPr>
-          <w:rFonts w:cstheme="minorHAnsi"/>
-        </w:rPr>
-        <w:t>using</w:t>
-      </w:r>
-      <w:proofErr w:type="spellEnd"/>
-      <w:r>
-        <w:rPr>
-          <w:rFonts w:cstheme="minorHAnsi"/>
-        </w:rPr>
-        <w:t xml:space="preserve"> </w:t>
-      </w:r>
-      <w:proofErr w:type="spellStart"/>
-      <w:r>
-        <w:rPr>
-          <w:rFonts w:cstheme="minorHAnsi"/>
-        </w:rPr>
-        <w:t>WinDIAS</w:t>
-      </w:r>
-      <w:proofErr w:type="spellEnd"/>
-      <w:r>
-        <w:rPr>
-          <w:rFonts w:cstheme="minorHAnsi"/>
-        </w:rPr>
-        <w:t xml:space="preserve"> software v3.3 (Delta-T </w:t>
-      </w:r>
-      <w:proofErr w:type="spellStart"/>
-      <w:r>
-        <w:rPr>
-          <w:rFonts w:cstheme="minorHAnsi"/>
-        </w:rPr>
-        <w:t>Devices</w:t>
-      </w:r>
-      <w:proofErr w:type="spellEnd"/>
-      <w:r>
-        <w:rPr>
-          <w:rFonts w:cstheme="minorHAnsi"/>
-        </w:rPr>
-        <w:t xml:space="preserve">, </w:t>
-      </w:r>
-      <w:proofErr w:type="spellStart"/>
-      <w:r>
-        <w:rPr>
-          <w:rFonts w:cstheme="minorHAnsi"/>
-        </w:rPr>
-        <w:t>WinDias</w:t>
-      </w:r>
-      <w:proofErr w:type="spellEnd"/>
-      <w:r>
-        <w:rPr>
-          <w:rFonts w:cstheme="minorHAnsi"/>
-        </w:rPr>
-        <w:t xml:space="preserve"> </w:t>
-      </w:r>
-      <w:proofErr w:type="spellStart"/>
-      <w:r>
-        <w:rPr>
-          <w:rFonts w:cstheme="minorHAnsi"/>
-        </w:rPr>
-        <w:t>Leaf</w:t>
-      </w:r>
-      <w:proofErr w:type="spellEnd"/>
-      <w:r>
-        <w:rPr>
-          <w:rFonts w:cstheme="minorHAnsi"/>
-        </w:rPr>
-        <w:t xml:space="preserve"> </w:t>
-      </w:r>
-      <w:proofErr w:type="spellStart"/>
-      <w:r>
-        <w:rPr>
-          <w:rFonts w:cstheme="minorHAnsi"/>
-        </w:rPr>
-        <w:t>Image</w:t>
-      </w:r>
-      <w:proofErr w:type="spellEnd"/>
-      <w:r>
-        <w:rPr>
-          <w:rFonts w:cstheme="minorHAnsi"/>
-        </w:rPr>
-        <w:t xml:space="preserve"> </w:t>
-      </w:r>
-      <w:proofErr w:type="spellStart"/>
-      <w:r>
-        <w:rPr>
-          <w:rFonts w:cstheme="minorHAnsi"/>
-        </w:rPr>
-        <w:t>Analysis</w:t>
-      </w:r>
-      <w:proofErr w:type="spellEnd"/>
-      <w:r>
-        <w:rPr>
-          <w:rFonts w:cstheme="minorHAnsi"/>
-        </w:rPr>
-        <w:t xml:space="preserve"> System </w:t>
-      </w:r>
-      <w:proofErr w:type="spellStart"/>
-      <w:r>
-        <w:rPr>
-          <w:rFonts w:cstheme="minorHAnsi"/>
-        </w:rPr>
-        <w:t>version</w:t>
-      </w:r>
-      <w:proofErr w:type="spellEnd"/>
-      <w:r>
-        <w:rPr>
-          <w:rFonts w:cstheme="minorHAnsi"/>
-        </w:rPr>
-        <w:t xml:space="preserve"> 3.3). </w:t>
-      </w:r>
-      <w:proofErr w:type="spellStart"/>
-      <w:r>
-        <w:rPr>
-          <w:rFonts w:cstheme="minorHAnsi"/>
-        </w:rPr>
-        <w:t>Exploration</w:t>
-      </w:r>
-      <w:proofErr w:type="spellEnd"/>
-      <w:r>
-        <w:rPr>
-          <w:rFonts w:cstheme="minorHAnsi"/>
-        </w:rPr>
-        <w:t xml:space="preserve"> of </w:t>
-      </w:r>
-      <w:proofErr w:type="spellStart"/>
-      <w:r>
-        <w:rPr>
-          <w:rFonts w:cstheme="minorHAnsi"/>
-        </w:rPr>
-        <w:t>trait</w:t>
-      </w:r>
-      <w:proofErr w:type="spellEnd"/>
-      <w:r>
-        <w:rPr>
-          <w:rFonts w:cstheme="minorHAnsi"/>
-        </w:rPr>
-        <w:t xml:space="preserve"> data can be </w:t>
-      </w:r>
-      <w:proofErr w:type="spellStart"/>
-      <w:r>
-        <w:rPr>
-          <w:rFonts w:cstheme="minorHAnsi"/>
-        </w:rPr>
-        <w:t>visualized</w:t>
-      </w:r>
-      <w:proofErr w:type="spellEnd"/>
-      <w:r>
-        <w:rPr>
-          <w:rFonts w:cstheme="minorHAnsi"/>
-        </w:rPr>
-        <w:t xml:space="preserve"> in </w:t>
-      </w:r>
-      <w:proofErr w:type="spellStart"/>
-      <w:r>
-        <w:rPr>
-          <w:rFonts w:cstheme="minorHAnsi"/>
-        </w:rPr>
-        <w:t>figure</w:t>
-      </w:r>
-      <w:proofErr w:type="spellEnd"/>
-      <w:r>
-        <w:rPr>
-          <w:rFonts w:cstheme="minorHAnsi"/>
-        </w:rPr>
-        <w:t xml:space="preserve"> 1 </w:t>
-      </w:r>
-      <w:proofErr w:type="spellStart"/>
-      <w:r>
-        <w:rPr>
-          <w:rFonts w:cstheme="minorHAnsi"/>
-        </w:rPr>
-        <w:t>lower</w:t>
-      </w:r>
-      <w:proofErr w:type="spellEnd"/>
-      <w:r>
-        <w:rPr>
-          <w:rFonts w:cstheme="minorHAnsi"/>
-        </w:rPr>
-        <w:t xml:space="preserve"> panels.</w:t>
-      </w:r>
     </w:p>
     <w:p>
       <w:pPr>

--- a/results/Supplementary/Methods details.docx
+++ b/results/Supplementary/Methods details.docx
@@ -922,7 +922,13 @@
         <w:rPr>
           <w:lang w:val="en-GB"/>
         </w:rPr>
-        <w:t xml:space="preserve">Preceding germination research by Espinosa </w:t>
+        <w:t>Preceding germination research by Espi</w:t>
+      </w:r>
+      <w:r>
+        <w:rPr>
+          <w:lang w:val="en-GB"/>
+        </w:rPr>
+        <w:t xml:space="preserve">nosa </w:t>
       </w:r>
       <w:proofErr w:type="gramStart"/>
       <w:r>
@@ -936,21 +942,425 @@
         <w:rPr>
           <w:lang w:val="en-GB"/>
         </w:rPr>
-        <w:t xml:space="preserve"> Alba et al. (2024 </w:t>
-      </w:r>
-      <w:proofErr w:type="spellStart"/>
-      <w:r>
-        <w:rPr>
-          <w:lang w:val="en-GB"/>
-        </w:rPr>
-        <w:t>JEcol</w:t>
-      </w:r>
-      <w:proofErr w:type="spellEnd"/>
-      <w:r>
-        <w:rPr>
-          <w:lang w:val="en-GB"/>
-        </w:rPr>
-        <w:t xml:space="preserve">) found that a similar set of species had two differential optimal germination temperatures: some with cold preference while other preferred warm temperatures. Consequently, we subdivided the species into two temperature regimes and programmed in four different climatic chambers i.e. there were two constant (10 ºC vs 17 ºC) and two alternating temperature regimes (15 - 5 ºC vs 22 – 12 ºC). Once the </w:t>
+        <w:t xml:space="preserve"> Alba et al. (2024</w:t>
+      </w:r>
+      <w:r>
+        <w:rPr>
+          <w:lang w:val="en-GB"/>
+        </w:rPr>
+        <w:t>) found that a similar set of species had two differential optimal germination temperatures: some with cold preference while other preferred warm temperatures. Consequently, we subdivided the species into two temperature regimes and programmed in four different climatic chambers i.e. there were two constant (10 ºC vs 17 ºC) and two alternating temperature regimes (15 - 5 ºC vs 22 – 12 ºC).</w:t>
+      </w:r>
+      <w:r>
+        <w:rPr>
+          <w:lang w:val="en-GB"/>
+        </w:rPr>
+        <w:t xml:space="preserve"> </w:t>
+      </w:r>
+      <w:proofErr w:type="spellStart"/>
+      <w:r>
+        <w:rPr>
+          <w:rFonts w:eastAsia="Times New Roman" w:cstheme="minorHAnsi"/>
+          <w:color w:val="000000"/>
+          <w:lang w:eastAsia="ca-ES"/>
+        </w:rPr>
+        <w:t>Germination</w:t>
+      </w:r>
+      <w:proofErr w:type="spellEnd"/>
+      <w:r>
+        <w:rPr>
+          <w:rFonts w:eastAsia="Times New Roman" w:cstheme="minorHAnsi"/>
+          <w:color w:val="000000"/>
+          <w:lang w:eastAsia="ca-ES"/>
+        </w:rPr>
+        <w:t xml:space="preserve"> </w:t>
+      </w:r>
+      <w:proofErr w:type="spellStart"/>
+      <w:r>
+        <w:rPr>
+          <w:rFonts w:eastAsia="Times New Roman" w:cstheme="minorHAnsi"/>
+          <w:color w:val="000000"/>
+          <w:lang w:eastAsia="ca-ES"/>
+        </w:rPr>
+        <w:t>treatments</w:t>
+      </w:r>
+      <w:proofErr w:type="spellEnd"/>
+      <w:r>
+        <w:rPr>
+          <w:rFonts w:eastAsia="Times New Roman" w:cstheme="minorHAnsi"/>
+          <w:color w:val="000000"/>
+          <w:lang w:eastAsia="ca-ES"/>
+        </w:rPr>
+        <w:t xml:space="preserve"> </w:t>
+      </w:r>
+      <w:proofErr w:type="spellStart"/>
+      <w:r>
+        <w:rPr>
+          <w:rFonts w:eastAsia="Times New Roman" w:cstheme="minorHAnsi"/>
+          <w:color w:val="000000"/>
+          <w:lang w:eastAsia="ca-ES"/>
+        </w:rPr>
+        <w:t>were</w:t>
+      </w:r>
+      <w:proofErr w:type="spellEnd"/>
+      <w:r>
+        <w:rPr>
+          <w:rFonts w:eastAsia="Times New Roman" w:cstheme="minorHAnsi"/>
+          <w:color w:val="000000"/>
+          <w:lang w:eastAsia="ca-ES"/>
+        </w:rPr>
+        <w:t xml:space="preserve"> </w:t>
+      </w:r>
+      <w:proofErr w:type="spellStart"/>
+      <w:r>
+        <w:rPr>
+          <w:rFonts w:eastAsia="Times New Roman" w:cstheme="minorHAnsi"/>
+          <w:color w:val="000000"/>
+          <w:lang w:eastAsia="ca-ES"/>
+        </w:rPr>
+        <w:t>programmed</w:t>
+      </w:r>
+      <w:proofErr w:type="spellEnd"/>
+      <w:r>
+        <w:rPr>
+          <w:rFonts w:eastAsia="Times New Roman" w:cstheme="minorHAnsi"/>
+          <w:color w:val="000000"/>
+          <w:lang w:eastAsia="ca-ES"/>
+        </w:rPr>
+        <w:t xml:space="preserve"> in </w:t>
+      </w:r>
+      <w:proofErr w:type="spellStart"/>
+      <w:r>
+        <w:rPr>
+          <w:rFonts w:eastAsia="Times New Roman" w:cstheme="minorHAnsi"/>
+          <w:color w:val="000000"/>
+          <w:lang w:eastAsia="ca-ES"/>
+        </w:rPr>
+        <w:t>three</w:t>
+      </w:r>
+      <w:proofErr w:type="spellEnd"/>
+      <w:r>
+        <w:rPr>
+          <w:rFonts w:eastAsia="Times New Roman" w:cstheme="minorHAnsi"/>
+          <w:color w:val="000000"/>
+          <w:lang w:eastAsia="ca-ES"/>
+        </w:rPr>
+        <w:t xml:space="preserve"> </w:t>
+      </w:r>
+      <w:proofErr w:type="spellStart"/>
+      <w:r>
+        <w:rPr>
+          <w:rFonts w:cstheme="minorHAnsi"/>
+        </w:rPr>
+        <w:t>Aralab</w:t>
+      </w:r>
+      <w:proofErr w:type="spellEnd"/>
+      <w:r>
+        <w:rPr>
+          <w:rFonts w:cstheme="minorHAnsi"/>
+        </w:rPr>
+        <w:t xml:space="preserve"> </w:t>
+      </w:r>
+      <w:proofErr w:type="spellStart"/>
+      <w:r>
+        <w:rPr>
+          <w:rFonts w:cstheme="minorHAnsi"/>
+        </w:rPr>
+        <w:t>incubators</w:t>
+      </w:r>
+      <w:proofErr w:type="spellEnd"/>
+      <w:r>
+        <w:rPr>
+          <w:rFonts w:cstheme="minorHAnsi"/>
+        </w:rPr>
+        <w:t xml:space="preserve"> (</w:t>
+      </w:r>
+      <w:proofErr w:type="spellStart"/>
+      <w:r>
+        <w:rPr>
+          <w:rFonts w:cstheme="minorHAnsi"/>
+        </w:rPr>
+        <w:t>Aralab</w:t>
+      </w:r>
+      <w:proofErr w:type="spellEnd"/>
+      <w:r>
+        <w:rPr>
+          <w:rFonts w:cstheme="minorHAnsi"/>
+        </w:rPr>
+        <w:t xml:space="preserve"> </w:t>
+      </w:r>
+      <w:proofErr w:type="spellStart"/>
+      <w:r>
+        <w:rPr>
+          <w:rFonts w:cstheme="minorHAnsi"/>
+        </w:rPr>
+        <w:t>climatic</w:t>
+      </w:r>
+      <w:proofErr w:type="spellEnd"/>
+      <w:r>
+        <w:rPr>
+          <w:rFonts w:cstheme="minorHAnsi"/>
+        </w:rPr>
+        <w:t xml:space="preserve"> </w:t>
+      </w:r>
+      <w:proofErr w:type="spellStart"/>
+      <w:r>
+        <w:rPr>
+          <w:rFonts w:cstheme="minorHAnsi"/>
+        </w:rPr>
+        <w:t>chamber</w:t>
+      </w:r>
+      <w:proofErr w:type="spellEnd"/>
+      <w:r>
+        <w:rPr>
+          <w:rFonts w:cstheme="minorHAnsi"/>
+        </w:rPr>
+        <w:t xml:space="preserve"> </w:t>
+      </w:r>
+      <w:proofErr w:type="spellStart"/>
+      <w:r>
+        <w:rPr>
+          <w:rFonts w:cstheme="minorHAnsi"/>
+        </w:rPr>
+        <w:t>Fitoclima</w:t>
+      </w:r>
+      <w:proofErr w:type="spellEnd"/>
+      <w:r>
+        <w:rPr>
+          <w:rFonts w:cstheme="minorHAnsi"/>
+        </w:rPr>
+        <w:t xml:space="preserve"> S600 PL, </w:t>
+      </w:r>
+      <w:proofErr w:type="spellStart"/>
+      <w:r>
+        <w:rPr>
+          <w:rFonts w:cstheme="minorHAnsi"/>
+        </w:rPr>
+        <w:t>equipped</w:t>
+      </w:r>
+      <w:proofErr w:type="spellEnd"/>
+      <w:r>
+        <w:rPr>
+          <w:rFonts w:cstheme="minorHAnsi"/>
+        </w:rPr>
+        <w:t xml:space="preserve"> </w:t>
+      </w:r>
+      <w:proofErr w:type="spellStart"/>
+      <w:r>
+        <w:rPr>
+          <w:rFonts w:cstheme="minorHAnsi"/>
+        </w:rPr>
+        <w:t>with</w:t>
+      </w:r>
+      <w:proofErr w:type="spellEnd"/>
+      <w:r>
+        <w:rPr>
+          <w:rFonts w:cstheme="minorHAnsi"/>
+        </w:rPr>
+        <w:t xml:space="preserve"> 4 </w:t>
+      </w:r>
+      <w:proofErr w:type="spellStart"/>
+      <w:r>
+        <w:rPr>
+          <w:rFonts w:cstheme="minorHAnsi"/>
+        </w:rPr>
+        <w:t>led</w:t>
+      </w:r>
+      <w:proofErr w:type="spellEnd"/>
+      <w:r>
+        <w:rPr>
+          <w:rFonts w:cstheme="minorHAnsi"/>
+        </w:rPr>
+        <w:t xml:space="preserve"> modules 11W 350mA) </w:t>
+      </w:r>
+      <w:proofErr w:type="spellStart"/>
+      <w:r>
+        <w:rPr>
+          <w:rFonts w:cstheme="minorHAnsi"/>
+        </w:rPr>
+        <w:t>configured</w:t>
+      </w:r>
+      <w:proofErr w:type="spellEnd"/>
+      <w:r>
+        <w:rPr>
+          <w:rFonts w:cstheme="minorHAnsi"/>
+        </w:rPr>
+        <w:t xml:space="preserve"> </w:t>
+      </w:r>
+      <w:proofErr w:type="spellStart"/>
+      <w:r>
+        <w:rPr>
+          <w:rFonts w:cstheme="minorHAnsi"/>
+        </w:rPr>
+        <w:t>using</w:t>
+      </w:r>
+      <w:proofErr w:type="spellEnd"/>
+      <w:r>
+        <w:rPr>
+          <w:rFonts w:cstheme="minorHAnsi"/>
+        </w:rPr>
+        <w:t xml:space="preserve"> </w:t>
+      </w:r>
+      <w:proofErr w:type="spellStart"/>
+      <w:r>
+        <w:rPr>
+          <w:rFonts w:cstheme="minorHAnsi"/>
+        </w:rPr>
+        <w:t>Fitolog</w:t>
+      </w:r>
+      <w:proofErr w:type="spellEnd"/>
+      <w:r>
+        <w:rPr>
+          <w:rFonts w:cstheme="minorHAnsi"/>
+        </w:rPr>
+        <w:t xml:space="preserve"> 9000 software (</w:t>
+      </w:r>
+      <w:proofErr w:type="spellStart"/>
+      <w:r>
+        <w:rPr>
+          <w:rFonts w:cstheme="minorHAnsi"/>
+        </w:rPr>
+        <w:t>version</w:t>
+      </w:r>
+      <w:proofErr w:type="spellEnd"/>
+      <w:r>
+        <w:rPr>
+          <w:rFonts w:cstheme="minorHAnsi"/>
+        </w:rPr>
+        <w:t xml:space="preserve"> 9308, </w:t>
+      </w:r>
+      <w:proofErr w:type="spellStart"/>
+      <w:r>
+        <w:rPr>
+          <w:rFonts w:cstheme="minorHAnsi"/>
+        </w:rPr>
+        <w:t>Aralab</w:t>
+      </w:r>
+      <w:proofErr w:type="spellEnd"/>
+      <w:r>
+        <w:rPr>
+          <w:rFonts w:cstheme="minorHAnsi"/>
+        </w:rPr>
+        <w:t xml:space="preserve"> </w:t>
+      </w:r>
+      <w:proofErr w:type="spellStart"/>
+      <w:r>
+        <w:rPr>
+          <w:rFonts w:cstheme="minorHAnsi"/>
+        </w:rPr>
+        <w:t>Pharmaceutical</w:t>
+      </w:r>
+      <w:proofErr w:type="spellEnd"/>
+      <w:r>
+        <w:rPr>
+          <w:rFonts w:cstheme="minorHAnsi"/>
+        </w:rPr>
+        <w:t xml:space="preserve"> </w:t>
+      </w:r>
+      <w:proofErr w:type="spellStart"/>
+      <w:r>
+        <w:rPr>
+          <w:rFonts w:cstheme="minorHAnsi"/>
+        </w:rPr>
+        <w:t>Stability</w:t>
+      </w:r>
+      <w:proofErr w:type="spellEnd"/>
+      <w:r>
+        <w:rPr>
+          <w:rFonts w:cstheme="minorHAnsi"/>
+        </w:rPr>
+        <w:t xml:space="preserve"> software) </w:t>
+      </w:r>
+      <w:proofErr w:type="spellStart"/>
+      <w:r>
+        <w:rPr>
+          <w:rFonts w:cstheme="minorHAnsi"/>
+        </w:rPr>
+        <w:t>and</w:t>
+      </w:r>
+      <w:proofErr w:type="spellEnd"/>
+      <w:r>
+        <w:rPr>
+          <w:rFonts w:cstheme="minorHAnsi"/>
+        </w:rPr>
+        <w:t xml:space="preserve"> </w:t>
+      </w:r>
+      <w:proofErr w:type="spellStart"/>
+      <w:r>
+        <w:rPr>
+          <w:rFonts w:cstheme="minorHAnsi"/>
+          <w:highlight w:val="yellow"/>
+        </w:rPr>
+        <w:t>one</w:t>
+      </w:r>
+      <w:proofErr w:type="spellEnd"/>
+      <w:r>
+        <w:rPr>
+          <w:rFonts w:cstheme="minorHAnsi"/>
+          <w:highlight w:val="yellow"/>
+        </w:rPr>
+        <w:t xml:space="preserve"> </w:t>
+      </w:r>
+      <w:proofErr w:type="spellStart"/>
+      <w:r>
+        <w:rPr>
+          <w:rFonts w:cstheme="minorHAnsi"/>
+          <w:highlight w:val="yellow"/>
+        </w:rPr>
+        <w:t>incubation</w:t>
+      </w:r>
+      <w:proofErr w:type="spellEnd"/>
+      <w:r>
+        <w:rPr>
+          <w:rFonts w:cstheme="minorHAnsi"/>
+          <w:highlight w:val="yellow"/>
+        </w:rPr>
+        <w:t xml:space="preserve"> </w:t>
+      </w:r>
+      <w:proofErr w:type="spellStart"/>
+      <w:r>
+        <w:rPr>
+          <w:rFonts w:cstheme="minorHAnsi"/>
+          <w:highlight w:val="yellow"/>
+        </w:rPr>
+        <w:t>chamber</w:t>
+      </w:r>
+      <w:proofErr w:type="spellEnd"/>
+      <w:r>
+        <w:rPr>
+          <w:rFonts w:cstheme="minorHAnsi"/>
+          <w:highlight w:val="yellow"/>
+        </w:rPr>
+        <w:t xml:space="preserve"> (BOS, </w:t>
+      </w:r>
+      <w:proofErr w:type="spellStart"/>
+      <w:r>
+        <w:rPr>
+          <w:rFonts w:cstheme="minorHAnsi"/>
+          <w:highlight w:val="yellow"/>
+        </w:rPr>
+        <w:t>details</w:t>
+      </w:r>
+      <w:proofErr w:type="spellEnd"/>
+      <w:r>
+        <w:rPr>
+          <w:rFonts w:cstheme="minorHAnsi"/>
+          <w:highlight w:val="yellow"/>
+        </w:rPr>
+        <w:t xml:space="preserve"> Edu?)</w:t>
+      </w:r>
+      <w:r>
+        <w:rPr>
+          <w:rFonts w:eastAsia="Times New Roman" w:cstheme="minorHAnsi"/>
+          <w:color w:val="000000"/>
+          <w:lang w:eastAsia="ca-ES"/>
+        </w:rPr>
+        <w:t>.</w:t>
+      </w:r>
+      <w:r>
+        <w:rPr>
+          <w:lang w:val="en-GB"/>
+        </w:rPr>
+        <w:t xml:space="preserve"> Once the </w:t>
       </w:r>
       <w:proofErr w:type="spellStart"/>
       <w:r>
@@ -1084,7 +1494,14 @@
         <w:rPr>
           <w:lang w:val="en-GB"/>
         </w:rPr>
-        <w:t xml:space="preserve"> between control and constant temperature treatments and added 6ml of distilled water. We checked germination right after cold stratification </w:t>
+        <w:t xml:space="preserve"> between control and constant temperature treatments </w:t>
+      </w:r>
+      <w:r>
+        <w:rPr>
+          <w:lang w:val="en-GB"/>
+        </w:rPr>
+        <w:lastRenderedPageBreak/>
+        <w:t xml:space="preserve">and added 6ml of distilled water. We checked germination right after cold stratification </w:t>
       </w:r>
       <w:proofErr w:type="spellStart"/>
       <w:r>
@@ -1140,7 +1557,6 @@
         <w:rPr>
           <w:lang w:val="en-GB"/>
         </w:rPr>
-        <w:lastRenderedPageBreak/>
         <w:t>Details of plant functional traits measurements</w:t>
       </w:r>
     </w:p>
@@ -2019,8 +2435,6 @@
         </w:rPr>
         <w:t xml:space="preserve"> 3.3). </w:t>
       </w:r>
-      <w:bookmarkStart w:id="0" w:name="_GoBack"/>
-      <w:bookmarkEnd w:id="0"/>
     </w:p>
     <w:p>
       <w:pPr>
@@ -2030,6 +2444,42 @@
           <w:lang w:val="en-GB"/>
         </w:rPr>
       </w:pPr>
+      <w:r>
+        <w:rPr>
+          <w:lang w:val="en-GB"/>
+        </w:rPr>
+        <w:t>For the Mediterranean system one species (</w:t>
+      </w:r>
+      <w:proofErr w:type="spellStart"/>
+      <w:r>
+        <w:rPr>
+          <w:lang w:val="en-GB"/>
+        </w:rPr>
+        <w:t>Jasione</w:t>
+      </w:r>
+      <w:proofErr w:type="spellEnd"/>
+      <w:r>
+        <w:rPr>
+          <w:lang w:val="en-GB"/>
+        </w:rPr>
+        <w:t xml:space="preserve"> </w:t>
+      </w:r>
+      <w:proofErr w:type="spellStart"/>
+      <w:r>
+        <w:rPr>
+          <w:lang w:val="en-GB"/>
+        </w:rPr>
+        <w:t>laevis</w:t>
+      </w:r>
+      <w:proofErr w:type="spellEnd"/>
+      <w:r>
+        <w:rPr>
+          <w:lang w:val="en-GB"/>
+        </w:rPr>
+        <w:t xml:space="preserve"> was missing leaf traits, thus the species was also removed from analysis), all species from the temperate system had the full dataset of traits.</w:t>
+      </w:r>
+      <w:bookmarkStart w:id="0" w:name="_GoBack"/>
+      <w:bookmarkEnd w:id="0"/>
     </w:p>
     <w:sectPr>
       <w:pgSz w:w="11906" w:h="16838"/>
